--- a/Files/06 - Yom Tov/17 - Tu Beshvat/5784/Tu Beshvat 5784.docx
+++ b/Files/06 - Yom Tov/17 - Tu Beshvat/5784/Tu Beshvat 5784.docx
@@ -534,7 +534,7 @@
           <w:rFonts w:ascii="Times New Roman" w:hAnsi="Times New Roman" w:cs="Times New Roman" w:hint="cs"/>
           <w:rtl/>
         </w:rPr>
-        <w:t>השנה</w:t>
+        <w:t xml:space="preserve">השנה </w:t>
       </w:r>
       <w:r>
         <w:rPr>
@@ -1087,7 +1087,7 @@
         <w:rPr>
           <w:rFonts w:ascii="Times New Roman" w:hAnsi="Times New Roman" w:cs="Times New Roman"/>
         </w:rPr>
-        <w:t xml:space="preserve"> offers an insightful perspective. He explains that</w:t>
+        <w:t xml:space="preserve"> offers an insightful perspective. He explains that </w:t>
       </w:r>
       <w:r>
         <w:rPr>
